--- a/article/article.docx
+++ b/article/article.docx
@@ -22,34 +22,24 @@
       <w:pPr>
         <w:pStyle w:val="Author"/>
       </w:pPr>
-      <w:hyperlink r:id="rId9">
-        <w:r>
-          <w:rPr>
-            <w:rStyle w:val="Hyperlink"/>
-          </w:rPr>
-          <w:t xml:space="preserve">Eleanor Roosevelt</w:t>
-        </w:r>
-      </w:hyperlink>
+      <w:r>
+        <w:t xml:space="preserve">Eleanor Roosevelt</w:t>
+      </w:r>
     </w:p>
     <w:p>
       <w:pPr>
         <w:pStyle w:val="Author"/>
       </w:pPr>
-      <w:hyperlink r:id="rId10">
-        <w:r>
-          <w:rPr>
-            <w:rStyle w:val="Hyperlink"/>
-          </w:rPr>
-          <w:t xml:space="preserve">John Peters Humphrey</w:t>
-        </w:r>
-      </w:hyperlink>
+      <w:r>
+        <w:t xml:space="preserve">John Peters Humphrey</w:t>
+      </w:r>
     </w:p>
     <w:p>
       <w:pPr>
         <w:pStyle w:val="Date"/>
       </w:pPr>
       <w:r>
-        <w:t xml:space="preserve">1 January 2023</w:t>
+        <w:t xml:space="preserve">2023-01-01</w:t>
       </w:r>
     </w:p>
     <w:p>
@@ -87,66 +77,14 @@
         <w:p>
           <w:r>
             <w:fldChar w:fldCharType="begin" w:dirty="true"/>
-            <w:instrText xml:space="preserve">TOC \o "1-3" \h \z \u</w:instrText>
+            <w:instrText xml:space="preserve">TOC \o "1-2" \h \z \u</w:instrText>
             <w:fldChar w:fldCharType="separate"/>
             <w:fldChar w:fldCharType="end"/>
           </w:r>
         </w:p>
       </w:sdtContent>
     </w:sdt>
-    <w:sdt>
-      <w:sdtPr>
-        <w:docPartObj>
-          <w:docPartGallery w:val="List of Figures"/>
-          <w:docPartUnique/>
-        </w:docPartObj>
-      </w:sdtPr>
-      <w:sdtContent>
-        <w:p>
-          <w:pPr>
-            <w:pStyle w:val="TOCHeading"/>
-          </w:pPr>
-          <w:r>
-            <w:t xml:space="preserve">List of Figures</w:t>
-          </w:r>
-        </w:p>
-        <w:p>
-          <w:r>
-            <w:fldChar w:fldCharType="begin" w:dirty="true"/>
-            <w:instrText xml:space="preserve">TOC \h \z \t "Image Caption" \c</w:instrText>
-            <w:fldChar w:fldCharType="separate"/>
-            <w:fldChar w:fldCharType="end"/>
-          </w:r>
-        </w:p>
-      </w:sdtContent>
-    </w:sdt>
-    <w:sdt>
-      <w:sdtPr>
-        <w:docPartObj>
-          <w:docPartGallery w:val="List of Tables"/>
-          <w:docPartUnique/>
-        </w:docPartObj>
-      </w:sdtPr>
-      <w:sdtContent>
-        <w:p>
-          <w:pPr>
-            <w:pStyle w:val="TOCHeading"/>
-          </w:pPr>
-          <w:r>
-            <w:t xml:space="preserve">List of Tables</w:t>
-          </w:r>
-        </w:p>
-        <w:p>
-          <w:r>
-            <w:fldChar w:fldCharType="begin" w:dirty="true"/>
-            <w:instrText xml:space="preserve">TOC \h \z \t "Table Caption" \c</w:instrText>
-            <w:fldChar w:fldCharType="separate"/>
-            <w:fldChar w:fldCharType="end"/>
-          </w:r>
-        </w:p>
-      </w:sdtContent>
-    </w:sdt>
-    <w:bookmarkStart w:id="37" w:name="heading-1"/>
+    <w:bookmarkStart w:id="35" w:name="heading-1"/>
     <w:p>
       <w:pPr>
         <w:pStyle w:val="Heading1"/>
@@ -163,7 +101,7 @@
         <w:t xml:space="preserve">All human beings are born free and equal in dignity and rights. All human beings are born free and equal in dignity and rights. All human beings are born free and equal in dignity and rights. All human beings are born free and equal in dignity and rights.</w:t>
       </w:r>
     </w:p>
-    <w:bookmarkStart w:id="13" w:name="heading-2"/>
+    <w:bookmarkStart w:id="11" w:name="heading-2"/>
     <w:p>
       <w:pPr>
         <w:pStyle w:val="Heading2"/>
@@ -180,7 +118,7 @@
         <w:t xml:space="preserve">All human beings are born free and equal in dignity and rights. All human beings are born free and equal in dignity and rights. All human beings are born free and equal in dignity and rights. All human beings are born free and equal in dignity and rights.</w:t>
       </w:r>
     </w:p>
-    <w:bookmarkStart w:id="12" w:name="heading-3"/>
+    <w:bookmarkStart w:id="10" w:name="heading-3"/>
     <w:p>
       <w:pPr>
         <w:pStyle w:val="Heading3"/>
@@ -197,7 +135,7 @@
         <w:t xml:space="preserve">All human beings are born free and equal in dignity and rights. All human beings are born free and equal in dignity and rights. All human beings are born free and equal in dignity and rights. All human beings are born free and equal in dignity and rights.</w:t>
       </w:r>
     </w:p>
-    <w:bookmarkStart w:id="11" w:name="heading-4"/>
+    <w:bookmarkStart w:id="9" w:name="heading-4"/>
     <w:p>
       <w:pPr>
         <w:pStyle w:val="Heading4"/>
@@ -214,10 +152,10 @@
         <w:t xml:space="preserve">All human beings are born free and equal in dignity and rights. All human beings are born free and equal in dignity and rights. All human beings are born free and equal in dignity and rights. All human beings are born free and equal in dignity and rights.</w:t>
       </w:r>
     </w:p>
+    <w:bookmarkEnd w:id="9"/>
+    <w:bookmarkEnd w:id="10"/>
     <w:bookmarkEnd w:id="11"/>
-    <w:bookmarkEnd w:id="12"/>
-    <w:bookmarkEnd w:id="13"/>
-    <w:bookmarkStart w:id="14" w:name="bold"/>
+    <w:bookmarkStart w:id="12" w:name="bold"/>
     <w:p>
       <w:pPr>
         <w:pStyle w:val="Heading2"/>
@@ -244,8 +182,8 @@
         <w:t xml:space="preserve">All human beings are born free and equal in dignity and rights.All human beings are born free and equal in dignity and rights.All human beings are born free and equal in dignity and rights.</w:t>
       </w:r>
     </w:p>
-    <w:bookmarkEnd w:id="14"/>
-    <w:bookmarkStart w:id="15" w:name="italic"/>
+    <w:bookmarkEnd w:id="12"/>
+    <w:bookmarkStart w:id="13" w:name="italic"/>
     <w:p>
       <w:pPr>
         <w:pStyle w:val="Heading2"/>
@@ -272,8 +210,8 @@
         <w:t xml:space="preserve">All human beings are born free and equal in dignity and rights.All human beings are born free and equal in dignity and rights.All human beings are born free and equal in dignity and rights.</w:t>
       </w:r>
     </w:p>
-    <w:bookmarkEnd w:id="15"/>
-    <w:bookmarkStart w:id="16" w:name="bold-and-italic"/>
+    <w:bookmarkEnd w:id="13"/>
+    <w:bookmarkStart w:id="14" w:name="bold-and-italic"/>
     <w:p>
       <w:pPr>
         <w:pStyle w:val="Heading2"/>
@@ -302,8 +240,8 @@
         <w:t xml:space="preserve">All human beings are born free and equal in dignity and rights.All human beings are born free and equal in dignity and rights.All human beings are born free and equal in dignity and rights.</w:t>
       </w:r>
     </w:p>
-    <w:bookmarkEnd w:id="16"/>
-    <w:bookmarkStart w:id="17" w:name="struck-through"/>
+    <w:bookmarkEnd w:id="14"/>
+    <w:bookmarkStart w:id="15" w:name="struck-through"/>
     <w:p>
       <w:pPr>
         <w:pStyle w:val="Heading2"/>
@@ -329,8 +267,8 @@
         <w:t xml:space="preserve">All human beings are born free and equal in dignity and rights.All human beings are born free and equal in dignity and rights.All human beings are born free and equal in dignity and rights.</w:t>
       </w:r>
     </w:p>
-    <w:bookmarkEnd w:id="17"/>
-    <w:bookmarkStart w:id="18" w:name="numbered-lists"/>
+    <w:bookmarkEnd w:id="15"/>
+    <w:bookmarkStart w:id="16" w:name="numbered-lists"/>
     <w:p>
       <w:pPr>
         <w:pStyle w:val="Heading2"/>
@@ -395,8 +333,8 @@
         <w:t xml:space="preserve">All human beings are born free and equal in dignity and rights. All human beings are born free and equal in dignity and rights. All human beings are born free and equal in dignity and rights. All human beings are born free and equal in dignity and rights.</w:t>
       </w:r>
     </w:p>
-    <w:bookmarkEnd w:id="18"/>
-    <w:bookmarkStart w:id="19" w:name="unnumbered-lists"/>
+    <w:bookmarkEnd w:id="16"/>
+    <w:bookmarkStart w:id="17" w:name="unnumbered-lists"/>
     <w:p>
       <w:pPr>
         <w:pStyle w:val="Heading2"/>
@@ -449,8 +387,8 @@
         <w:t xml:space="preserve">All human beings are born free and equal in dignity and rights. All human beings are born free and equal in dignity and rights. All human beings are born free and equal in dignity and rights. All human beings are born free and equal in dignity and rights.</w:t>
       </w:r>
     </w:p>
-    <w:bookmarkEnd w:id="19"/>
-    <w:bookmarkStart w:id="20" w:name="mixed-lists"/>
+    <w:bookmarkEnd w:id="17"/>
+    <w:bookmarkStart w:id="18" w:name="mixed-lists"/>
     <w:p>
       <w:pPr>
         <w:pStyle w:val="Heading2"/>
@@ -515,8 +453,8 @@
         <w:t xml:space="preserve">All human beings are born free and equal in dignity and rights. All human beings are born free and equal in dignity and rights. All human beings are born free and equal in dignity and rights. All human beings are born free and equal in dignity and rights.</w:t>
       </w:r>
     </w:p>
-    <w:bookmarkEnd w:id="20"/>
-    <w:bookmarkStart w:id="25" w:name="figures-and-captions"/>
+    <w:bookmarkEnd w:id="18"/>
+    <w:bookmarkStart w:id="23" w:name="figures-and-captions"/>
     <w:p>
       <w:pPr>
         <w:pStyle w:val="Heading2"/>
@@ -534,18 +472,18 @@
           <wp:inline>
             <wp:extent cx="5334000" cy="4030133"/>
             <wp:effectExtent b="0" l="0" r="0" t="0"/>
-            <wp:docPr descr="Eleanor Roosevelt hält die englische Version der Allgemeinen Erklärung der Menschenrechte (FDR Presidential Library &amp; Museum, CC BY 2.0 https://creativecommons.org/licenses/by/2.0, via Wikimedia Commons)" title="" id="22" name="Picture"/>
+            <wp:docPr descr="Eleanor Roosevelt hält die englische Version der Allgemeinen Erklärung der Menschenrechte (FDR Presidential Library &amp; Museum, CC BY 2.0 https://creativecommons.org/licenses/by/2.0, via Wikimedia Commons)" title="" id="20" name="Picture"/>
             <a:graphic>
               <a:graphicData uri="http://schemas.openxmlformats.org/drawingml/2006/picture">
                 <pic:pic>
                   <pic:nvPicPr>
-                    <pic:cNvPr descr="images/Eleanor_Roosevelt_and_Human_Rights_Declaration.jpeg" id="23" name="Picture"/>
+                    <pic:cNvPr descr="images/Eleanor_Roosevelt_and_Human_Rights_Declaration.jpeg" id="21" name="Picture"/>
                     <pic:cNvPicPr>
                       <a:picLocks noChangeArrowheads="1" noChangeAspect="1"/>
                     </pic:cNvPicPr>
                   </pic:nvPicPr>
                   <pic:blipFill>
-                    <a:blip r:embed="rId21"/>
+                    <a:blip r:embed="rId19"/>
                     <a:stretch>
                       <a:fillRect/>
                     </a:stretch>
@@ -582,7 +520,7 @@
       <w:r>
         <w:t xml:space="preserve"> </w:t>
       </w:r>
-      <w:hyperlink r:id="rId24">
+      <w:hyperlink r:id="rId22">
         <w:r>
           <w:rPr>
             <w:rStyle w:val="Hyperlink"/>
@@ -602,8 +540,8 @@
         <w:t xml:space="preserve">All human beings are born free and equal in dignity and rights. All human beings are born free and equal in dignity and rights. All human beings are born free and equal in dignity and rights. All human beings are born free and equal in dignity and rights.</w:t>
       </w:r>
     </w:p>
-    <w:bookmarkEnd w:id="25"/>
-    <w:bookmarkStart w:id="26" w:name="code"/>
+    <w:bookmarkEnd w:id="23"/>
+    <w:bookmarkStart w:id="24" w:name="code"/>
     <w:p>
       <w:pPr>
         <w:pStyle w:val="Heading2"/>
@@ -645,8 +583,8 @@
         <w:t xml:space="preserve">All human beings are born free and equal in dignity and rights. All human beings are born free and equal in dignity and rights. All human beings are born free and equal in dignity and rights. All human beings are born free and equal in dignity and rights.</w:t>
       </w:r>
     </w:p>
-    <w:bookmarkEnd w:id="26"/>
-    <w:bookmarkStart w:id="29" w:name="urls-and-email-addresses"/>
+    <w:bookmarkEnd w:id="24"/>
+    <w:bookmarkStart w:id="27" w:name="urls-and-email-addresses"/>
     <w:p>
       <w:pPr>
         <w:pStyle w:val="Heading2"/>
@@ -659,7 +597,7 @@
       <w:pPr>
         <w:pStyle w:val="FirstParagraph"/>
       </w:pPr>
-      <w:hyperlink r:id="rId27">
+      <w:hyperlink r:id="rId25">
         <w:r>
           <w:rPr>
             <w:rStyle w:val="Hyperlink"/>
@@ -673,7 +611,7 @@
       <w:r>
         <w:t xml:space="preserve"> </w:t>
       </w:r>
-      <w:hyperlink r:id="rId28">
+      <w:hyperlink r:id="rId26">
         <w:r>
           <w:rPr>
             <w:rStyle w:val="Hyperlink"/>
@@ -685,8 +623,8 @@
         <w:t xml:space="preserve">. All human beings are born free and equal in dignity and rights. All human beings are born free and equal in dignity and rights. All human beings are born free and equal in dignity and rights. All human beings are born free and equal in dignity and rights.</w:t>
       </w:r>
     </w:p>
-    <w:bookmarkEnd w:id="29"/>
-    <w:bookmarkStart w:id="30" w:name="tables"/>
+    <w:bookmarkEnd w:id="27"/>
+    <w:bookmarkStart w:id="28" w:name="tables"/>
     <w:p>
       <w:pPr>
         <w:pStyle w:val="Heading2"/>
@@ -847,14 +785,49 @@
         <w:t xml:space="preserve">All human beings are born free and equal in dignity and rights. All human beings are born free and equal in dignity and rights. All human beings are born free and equal in dignity and rights. All human beings are born free and equal in dignity and rights.</w:t>
       </w:r>
     </w:p>
+    <w:bookmarkEnd w:id="28"/>
+    <w:bookmarkStart w:id="30" w:name="footnotes"/>
+    <w:p>
+      <w:pPr>
+        <w:pStyle w:val="Heading2"/>
+      </w:pPr>
+      <w:r>
+        <w:t xml:space="preserve">Footnotes</w:t>
+      </w:r>
+    </w:p>
+    <w:p>
+      <w:pPr>
+        <w:pStyle w:val="FirstParagraph"/>
+      </w:pPr>
+      <w:r>
+        <w:t xml:space="preserve">All human beings are born free and equal in dignity and rights. All human beings are born free and equal in dignity and rights. All human beings are born free and equal in dignity and rights. All human beings are born free and equal in dignity and rights.</w:t>
+      </w:r>
+      <w:r>
+        <w:rPr>
+          <w:rStyle w:val="FootnoteReference"/>
+        </w:rPr>
+        <w:footnoteReference w:id="29"/>
+      </w:r>
+    </w:p>
     <w:bookmarkEnd w:id="30"/>
-    <w:bookmarkStart w:id="32" w:name="footnotes"/>
+    <w:bookmarkStart w:id="31" w:name="quotes"/>
     <w:p>
       <w:pPr>
         <w:pStyle w:val="Heading2"/>
       </w:pPr>
       <w:r>
-        <w:t xml:space="preserve">Footnotes</w:t>
+        <w:t xml:space="preserve">Quotes</w:t>
+      </w:r>
+    </w:p>
+    <w:p>
+      <w:pPr>
+        <w:pStyle w:val="BlockText"/>
+      </w:pPr>
+      <w:r>
+        <w:rPr>
+          <w:lang w:val="de"/>
+        </w:rPr>
+        <w:t xml:space="preserve">Alle Menschen sind frei und gleich an Würde und Rechten geboren.</w:t>
       </w:r>
     </w:p>
     <w:p>
@@ -864,32 +837,35 @@
       <w:r>
         <w:t xml:space="preserve">All human beings are born free and equal in dignity and rights. All human beings are born free and equal in dignity and rights. All human beings are born free and equal in dignity and rights. All human beings are born free and equal in dignity and rights.</w:t>
       </w:r>
+    </w:p>
+    <w:bookmarkEnd w:id="31"/>
+    <w:bookmarkStart w:id="34" w:name="scientific-citations"/>
+    <w:p>
+      <w:pPr>
+        <w:pStyle w:val="Heading2"/>
+      </w:pPr>
+      <w:r>
+        <w:t xml:space="preserve">Scientific citations</w:t>
+      </w:r>
+    </w:p>
+    <w:p>
+      <w:pPr>
+        <w:pStyle w:val="BlockText"/>
+      </w:pPr>
+      <w:r>
+        <w:t xml:space="preserve">All human beings are born free and equal in dignity and rights. They are endowed with reason and conscience and should act towards one another in a spirit of brotherhood.</w:t>
+      </w:r>
+      <w:r>
+        <w:t xml:space="preserve"> </w:t>
+      </w:r>
+      <w:r>
+        <w:t xml:space="preserve">United Nations</w:t>
+      </w:r>
       <w:r>
         <w:rPr>
           <w:rStyle w:val="FootnoteReference"/>
         </w:rPr>
-        <w:footnoteReference w:id="31"/>
-      </w:r>
-    </w:p>
-    <w:bookmarkEnd w:id="32"/>
-    <w:bookmarkStart w:id="33" w:name="quotes"/>
-    <w:p>
-      <w:pPr>
-        <w:pStyle w:val="Heading2"/>
-      </w:pPr>
-      <w:r>
-        <w:t xml:space="preserve">Quotes</w:t>
-      </w:r>
-    </w:p>
-    <w:p>
-      <w:pPr>
-        <w:pStyle w:val="BlockText"/>
-      </w:pPr>
-      <w:r>
-        <w:rPr>
-          <w:lang w:val="de"/>
-        </w:rPr>
-        <w:t xml:space="preserve">Alle Menschen sind frei und gleich an Würde und Rechten geboren.</w:t>
+        <w:footnoteReference w:id="32"/>
       </w:r>
     </w:p>
     <w:p>
@@ -899,54 +875,16 @@
       <w:r>
         <w:t xml:space="preserve">All human beings are born free and equal in dignity and rights. All human beings are born free and equal in dignity and rights. All human beings are born free and equal in dignity and rights. All human beings are born free and equal in dignity and rights.</w:t>
       </w:r>
-    </w:p>
-    <w:bookmarkEnd w:id="33"/>
-    <w:bookmarkStart w:id="36" w:name="scientific-citations"/>
-    <w:p>
-      <w:pPr>
-        <w:pStyle w:val="Heading2"/>
-      </w:pPr>
-      <w:r>
-        <w:t xml:space="preserve">Scientific citations</w:t>
-      </w:r>
-    </w:p>
-    <w:p>
-      <w:pPr>
-        <w:pStyle w:val="BlockText"/>
-      </w:pPr>
-      <w:r>
-        <w:t xml:space="preserve">All human beings are born free and equal in dignity and rights. They are endowed with reason and conscience and should act towards one another in a spirit of brotherhood.</w:t>
-      </w:r>
-      <w:r>
-        <w:t xml:space="preserve"> </w:t>
-      </w:r>
-      <w:r>
-        <w:t xml:space="preserve">United Nations</w:t>
-      </w:r>
       <w:r>
         <w:rPr>
           <w:rStyle w:val="FootnoteReference"/>
         </w:rPr>
-        <w:footnoteReference w:id="34"/>
-      </w:r>
-    </w:p>
-    <w:p>
-      <w:pPr>
-        <w:pStyle w:val="FirstParagraph"/>
-      </w:pPr>
-      <w:r>
-        <w:t xml:space="preserve">All human beings are born free and equal in dignity and rights. All human beings are born free and equal in dignity and rights. All human beings are born free and equal in dignity and rights. All human beings are born free and equal in dignity and rights.</w:t>
-      </w:r>
-      <w:r>
-        <w:rPr>
-          <w:rStyle w:val="FootnoteReference"/>
-        </w:rPr>
-        <w:footnoteReference w:id="35"/>
-      </w:r>
-    </w:p>
-    <w:bookmarkEnd w:id="36"/>
-    <w:bookmarkEnd w:id="37"/>
-    <w:bookmarkStart w:id="41" w:name="bibliography"/>
+        <w:footnoteReference w:id="33"/>
+      </w:r>
+    </w:p>
+    <w:bookmarkEnd w:id="34"/>
+    <w:bookmarkEnd w:id="35"/>
+    <w:bookmarkStart w:id="39" w:name="bibliography"/>
     <w:p>
       <w:pPr>
         <w:pStyle w:val="Heading1"/>
@@ -955,8 +893,8 @@
         <w:t xml:space="preserve">Bibliography</w:t>
       </w:r>
     </w:p>
-    <w:bookmarkStart w:id="40" w:name="refs"/>
-    <w:bookmarkStart w:id="38" w:name="ref-brown2016"/>
+    <w:bookmarkStart w:id="38" w:name="refs"/>
+    <w:bookmarkStart w:id="36" w:name="ref-brown2016"/>
     <w:p>
       <w:pPr>
         <w:pStyle w:val="Bibliography"/>
@@ -1062,8 +1000,8 @@
         <w:t xml:space="preserve">. Cambridge, [New York]: Open Book Publishers ; NYU Global Institute for Advanced Study, 2016.</w:t>
       </w:r>
     </w:p>
-    <w:bookmarkEnd w:id="38"/>
-    <w:bookmarkStart w:id="39" w:name="ref-unitednations1948"/>
+    <w:bookmarkEnd w:id="36"/>
+    <w:bookmarkStart w:id="37" w:name="ref-unitednations1948"/>
     <w:p>
       <w:pPr>
         <w:pStyle w:val="Bibliography"/>
@@ -1085,9 +1023,9 @@
         <w:t xml:space="preserve">. 1948.</w:t>
       </w:r>
     </w:p>
+    <w:bookmarkEnd w:id="37"/>
+    <w:bookmarkEnd w:id="38"/>
     <w:bookmarkEnd w:id="39"/>
-    <w:bookmarkEnd w:id="40"/>
-    <w:bookmarkEnd w:id="41"/>
     <w:sectPr>
       <w:footnotePr>
         <w:numRestart w:val="eachSect"/>
@@ -1117,7 +1055,7 @@
       </w:r>
     </w:p>
   </w:footnote>
-  <w:footnote w:id="31">
+  <w:footnote w:id="29">
     <w:p>
       <w:pPr>
         <w:pStyle w:val="FootnoteText"/>
@@ -1136,7 +1074,7 @@
       </w:r>
     </w:p>
   </w:footnote>
-  <w:footnote w:id="34">
+  <w:footnote w:id="32">
     <w:p>
       <w:pPr>
         <w:pStyle w:val="FootnoteText"/>
@@ -1165,7 +1103,7 @@
       </w:r>
     </w:p>
   </w:footnote>
-  <w:footnote w:id="35">
+  <w:footnote w:id="33">
     <w:p>
       <w:pPr>
         <w:pStyle w:val="FootnoteText"/>
